--- a/files/2025_2_OS/1011_OS_Experiment_model.docx
+++ b/files/2025_2_OS/1011_OS_Experiment_model.docx
@@ -89,7 +89,7 @@
       <w:pPr>
         <w:pStyle w:val="a"/>
         <w:rPr>
-          <w:rFonts w:ascii="SimHei" w:eastAsia="SimHei" w:hint="eastAsia"/>
+          <w:rFonts w:ascii="SimHei" w:eastAsia="SimHei"/>
           <w:spacing w:val="40"/>
           <w:szCs w:val="52"/>
         </w:rPr>
@@ -228,6 +228,15 @@
                 <w:szCs w:val="30"/>
               </w:rPr>
             </w:pPr>
+            <w:r>
+              <w:rPr>
+                <w:rFonts w:ascii="SimHei" w:eastAsia="SimHei" w:hint="eastAsia"/>
+                <w:bCs/>
+                <w:sz w:val="30"/>
+                <w:szCs w:val="30"/>
+              </w:rPr>
+              <w:t>实验1</w:t>
+            </w:r>
           </w:p>
         </w:tc>
       </w:tr>
@@ -822,7 +831,7 @@
           <w:sz w:val="30"/>
           <w:szCs w:val="30"/>
         </w:rPr>
-        <w:t>5</w:t>
+        <w:t>6</w:t>
       </w:r>
       <w:r>
         <w:rPr>
@@ -908,6 +917,343 @@
     </w:p>
     <w:p>
       <w:pPr>
+        <w:rPr>
+          <w:rFonts w:ascii="SimSun" w:hAnsi="SimSun"/>
+          <w:b/>
+          <w:bCs/>
+          <w:sz w:val="24"/>
+          <w:szCs w:val="28"/>
+        </w:rPr>
+      </w:pPr>
+      <w:r>
+        <w:rPr>
+          <w:rFonts w:ascii="SimSun" w:hAnsi="SimSun" w:hint="eastAsia"/>
+          <w:b/>
+          <w:bCs/>
+          <w:sz w:val="24"/>
+          <w:szCs w:val="28"/>
+        </w:rPr>
+        <w:t>一、</w:t>
+      </w:r>
+      <w:r>
+        <w:rPr>
+          <w:rFonts w:ascii="SimSun" w:hAnsi="SimSun"/>
+          <w:b/>
+          <w:bCs/>
+          <w:sz w:val="24"/>
+          <w:szCs w:val="28"/>
+        </w:rPr>
+        <w:t>实验目的</w:t>
+      </w:r>
+    </w:p>
+    <w:p>
+      <w:pPr>
+        <w:rPr>
+          <w:rFonts w:ascii="SimSun" w:hAnsi="SimSun"/>
+        </w:rPr>
+      </w:pPr>
+    </w:p>
+    <w:p>
+      <w:pPr>
+        <w:rPr>
+          <w:rFonts w:ascii="SimSun" w:hAnsi="SimSun"/>
+        </w:rPr>
+      </w:pPr>
+    </w:p>
+    <w:p>
+      <w:pPr>
+        <w:rPr>
+          <w:rFonts w:ascii="SimSun" w:hAnsi="SimSun"/>
+        </w:rPr>
+      </w:pPr>
+    </w:p>
+    <w:p>
+      <w:pPr>
+        <w:rPr>
+          <w:rFonts w:ascii="SimSun" w:hAnsi="SimSun"/>
+        </w:rPr>
+      </w:pPr>
+    </w:p>
+    <w:p>
+      <w:pPr>
+        <w:rPr>
+          <w:rFonts w:ascii="SimSun" w:hAnsi="SimSun"/>
+        </w:rPr>
+      </w:pPr>
+      <w:bookmarkStart w:id="0" w:name="_GoBack"/>
+      <w:r>
+        <w:rPr>
+          <w:rFonts w:ascii="SimSun" w:hAnsi="SimSun"/>
+          <w:noProof/>
+        </w:rPr>
+        <w:pict w14:anchorId="10F5C826">
+          <v:rect id="_x0000_i1027" alt="" style="width:415.3pt;height:.05pt;mso-width-percent:0;mso-height-percent:0;mso-width-percent:0;mso-height-percent:0" o:hralign="center" o:hrstd="t" o:hr="t" fillcolor="#a0a0a0" stroked="f"/>
+        </w:pict>
+      </w:r>
+      <w:bookmarkEnd w:id="0"/>
+    </w:p>
+    <w:p>
+      <w:pPr>
+        <w:rPr>
+          <w:rFonts w:ascii="SimSun" w:hAnsi="SimSun"/>
+          <w:b/>
+          <w:bCs/>
+          <w:sz w:val="24"/>
+          <w:szCs w:val="28"/>
+        </w:rPr>
+      </w:pPr>
+      <w:r>
+        <w:rPr>
+          <w:rFonts w:ascii="SimSun" w:hAnsi="SimSun" w:hint="eastAsia"/>
+          <w:b/>
+          <w:bCs/>
+          <w:sz w:val="24"/>
+          <w:szCs w:val="28"/>
+        </w:rPr>
+        <w:t>二</w:t>
+      </w:r>
+      <w:r>
+        <w:rPr>
+          <w:rFonts w:ascii="SimSun" w:hAnsi="SimSun"/>
+          <w:b/>
+          <w:bCs/>
+          <w:sz w:val="24"/>
+          <w:szCs w:val="28"/>
+        </w:rPr>
+        <w:t>、实验内容与步骤</w:t>
+      </w:r>
+    </w:p>
+    <w:p>
+      <w:pPr>
+        <w:rPr>
+          <w:rFonts w:ascii="SimSun" w:hAnsi="SimSun"/>
+        </w:rPr>
+      </w:pPr>
+      <w:r>
+        <w:rPr>
+          <w:rFonts w:ascii="SimSun" w:hAnsi="SimSun"/>
+        </w:rPr>
+        <w:t>（简述实验原理、</w:t>
+      </w:r>
+      <w:r>
+        <w:rPr>
+          <w:rFonts w:ascii="SimSun" w:hAnsi="SimSun" w:hint="eastAsia"/>
+        </w:rPr>
+        <w:t>内容、</w:t>
+      </w:r>
+      <w:r>
+        <w:rPr>
+          <w:rFonts w:ascii="SimSun" w:hAnsi="SimSun"/>
+        </w:rPr>
+        <w:t>操作步骤</w:t>
+      </w:r>
+      <w:r>
+        <w:rPr>
+          <w:rFonts w:ascii="SimSun" w:hAnsi="SimSun" w:hint="eastAsia"/>
+        </w:rPr>
+        <w:t>等</w:t>
+      </w:r>
+      <w:r>
+        <w:rPr>
+          <w:rFonts w:ascii="SimSun" w:hAnsi="SimSun"/>
+        </w:rPr>
+        <w:t>）</w:t>
+      </w:r>
+    </w:p>
+    <w:p>
+      <w:pPr>
+        <w:rPr>
+          <w:rFonts w:ascii="SimSun" w:hAnsi="SimSun"/>
+        </w:rPr>
+      </w:pPr>
+    </w:p>
+    <w:p>
+      <w:pPr>
+        <w:rPr>
+          <w:rFonts w:ascii="SimSun" w:hAnsi="SimSun"/>
+        </w:rPr>
+      </w:pPr>
+    </w:p>
+    <w:p>
+      <w:pPr>
+        <w:rPr>
+          <w:rFonts w:ascii="SimSun" w:hAnsi="SimSun"/>
+        </w:rPr>
+      </w:pPr>
+    </w:p>
+    <w:p>
+      <w:pPr>
+        <w:rPr>
+          <w:rFonts w:ascii="SimSun" w:hAnsi="SimSun"/>
+        </w:rPr>
+      </w:pPr>
+    </w:p>
+    <w:p>
+      <w:pPr>
+        <w:rPr>
+          <w:rFonts w:ascii="SimSun" w:hAnsi="SimSun"/>
+        </w:rPr>
+      </w:pPr>
+      <w:r>
+        <w:rPr>
+          <w:rFonts w:ascii="SimSun" w:hAnsi="SimSun"/>
+          <w:noProof/>
+        </w:rPr>
+        <w:pict w14:anchorId="2943D662">
+          <v:rect id="_x0000_i1026" alt="" style="width:415.3pt;height:.05pt;mso-width-percent:0;mso-height-percent:0;mso-width-percent:0;mso-height-percent:0" o:hralign="center" o:hrstd="t" o:hr="t" fillcolor="#a0a0a0" stroked="f"/>
+        </w:pict>
+      </w:r>
+    </w:p>
+    <w:p>
+      <w:pPr>
+        <w:rPr>
+          <w:rFonts w:ascii="SimSun" w:hAnsi="SimSun"/>
+          <w:b/>
+          <w:bCs/>
+          <w:sz w:val="24"/>
+          <w:szCs w:val="28"/>
+        </w:rPr>
+      </w:pPr>
+      <w:r>
+        <w:rPr>
+          <w:rFonts w:ascii="SimSun" w:hAnsi="SimSun" w:hint="eastAsia"/>
+          <w:b/>
+          <w:bCs/>
+          <w:sz w:val="24"/>
+          <w:szCs w:val="28"/>
+        </w:rPr>
+        <w:t>三</w:t>
+      </w:r>
+      <w:r>
+        <w:rPr>
+          <w:rFonts w:ascii="SimSun" w:hAnsi="SimSun"/>
+          <w:b/>
+          <w:bCs/>
+          <w:sz w:val="24"/>
+          <w:szCs w:val="28"/>
+        </w:rPr>
+        <w:t>、实验结果</w:t>
+      </w:r>
+    </w:p>
+    <w:p>
+      <w:pPr>
+        <w:rPr>
+          <w:rFonts w:ascii="SimSun" w:hAnsi="SimSun"/>
+        </w:rPr>
+      </w:pPr>
+      <w:r>
+        <w:rPr>
+          <w:rFonts w:ascii="SimSun" w:hAnsi="SimSun"/>
+        </w:rPr>
+        <w:t>（展示结果，如截图、数据、图表</w:t>
+      </w:r>
+      <w:r>
+        <w:rPr>
+          <w:rFonts w:ascii="SimSun" w:hAnsi="SimSun" w:hint="eastAsia"/>
+        </w:rPr>
+        <w:t>等</w:t>
+      </w:r>
+      <w:r>
+        <w:rPr>
+          <w:rFonts w:ascii="SimSun" w:hAnsi="SimSun"/>
+        </w:rPr>
+        <w:t>）</w:t>
+      </w:r>
+    </w:p>
+    <w:p>
+      <w:pPr>
+        <w:rPr>
+          <w:rFonts w:ascii="SimSun" w:hAnsi="SimSun"/>
+        </w:rPr>
+      </w:pPr>
+    </w:p>
+    <w:p>
+      <w:pPr>
+        <w:rPr>
+          <w:rFonts w:ascii="SimSun" w:hAnsi="SimSun"/>
+        </w:rPr>
+      </w:pPr>
+    </w:p>
+    <w:p>
+      <w:pPr>
+        <w:rPr>
+          <w:rFonts w:ascii="SimSun" w:hAnsi="SimSun"/>
+        </w:rPr>
+      </w:pPr>
+    </w:p>
+    <w:p>
+      <w:pPr>
+        <w:rPr>
+          <w:rFonts w:ascii="SimSun" w:hAnsi="SimSun"/>
+        </w:rPr>
+      </w:pPr>
+    </w:p>
+    <w:p>
+      <w:pPr>
+        <w:rPr>
+          <w:rFonts w:ascii="SimSun" w:hAnsi="SimSun"/>
+        </w:rPr>
+      </w:pPr>
+    </w:p>
+    <w:p>
+      <w:pPr>
+        <w:rPr>
+          <w:rFonts w:ascii="SimSun" w:hAnsi="SimSun"/>
+        </w:rPr>
+      </w:pPr>
+      <w:r>
+        <w:rPr>
+          <w:rFonts w:ascii="SimSun" w:hAnsi="SimSun"/>
+          <w:noProof/>
+        </w:rPr>
+        <w:pict w14:anchorId="2B8DFB93">
+          <v:rect id="_x0000_i1025" alt="" style="width:415.3pt;height:.05pt;mso-width-percent:0;mso-height-percent:0;mso-width-percent:0;mso-height-percent:0" o:hralign="center" o:hrstd="t" o:hr="t" fillcolor="#a0a0a0" stroked="f"/>
+        </w:pict>
+      </w:r>
+    </w:p>
+    <w:p>
+      <w:pPr>
+        <w:rPr>
+          <w:rFonts w:ascii="SimSun" w:hAnsi="SimSun"/>
+          <w:b/>
+          <w:bCs/>
+          <w:sz w:val="24"/>
+          <w:szCs w:val="28"/>
+        </w:rPr>
+      </w:pPr>
+      <w:r>
+        <w:rPr>
+          <w:rFonts w:ascii="SimSun" w:hAnsi="SimSun" w:hint="eastAsia"/>
+          <w:b/>
+          <w:bCs/>
+          <w:sz w:val="24"/>
+          <w:szCs w:val="28"/>
+        </w:rPr>
+        <w:t>四</w:t>
+      </w:r>
+      <w:r>
+        <w:rPr>
+          <w:rFonts w:ascii="SimSun" w:hAnsi="SimSun"/>
+          <w:b/>
+          <w:bCs/>
+          <w:sz w:val="24"/>
+          <w:szCs w:val="28"/>
+        </w:rPr>
+        <w:t>、实验</w:t>
+      </w:r>
+      <w:r>
+        <w:rPr>
+          <w:rFonts w:ascii="SimSun" w:hAnsi="SimSun" w:hint="eastAsia"/>
+          <w:b/>
+          <w:bCs/>
+          <w:sz w:val="24"/>
+          <w:szCs w:val="28"/>
+        </w:rPr>
+        <w:t>分析与总结</w:t>
+      </w:r>
+    </w:p>
+    <w:p>
+      <w:pPr>
         <w:spacing w:beforeLines="50" w:before="156" w:afterLines="50" w:after="156" w:line="420" w:lineRule="exact"/>
         <w:jc w:val="left"/>
         <w:rPr>
@@ -917,15 +1263,13 @@
           <w:szCs w:val="32"/>
         </w:rPr>
       </w:pPr>
-      <w:bookmarkStart w:id="0" w:name="_GoBack"/>
-      <w:bookmarkEnd w:id="0"/>
     </w:p>
     <w:p>
       <w:pPr>
         <w:spacing w:beforeLines="50" w:before="156" w:afterLines="50" w:after="156" w:line="420" w:lineRule="exact"/>
         <w:jc w:val="center"/>
         <w:rPr>
-          <w:rFonts w:eastAsia="SimHei" w:hint="eastAsia"/>
+          <w:rFonts w:eastAsia="SimHei"/>
           <w:b/>
           <w:sz w:val="32"/>
           <w:szCs w:val="32"/>
